--- a/gestor/templates/declaracao_responsabilidade_profissional_modelo.docx
+++ b/gestor/templates/declaracao_responsabilidade_profissional_modelo.docx
@@ -44,7 +44,7 @@
         <w:rPr>
           <w:rFonts w:cs="Arial"/>
         </w:rPr>
-        <w:t xml:space="preserve">, na qualidade de responsável técnico credenciado pela execução do levantamento topográfico georreferenciado e pela elaboração da planta e do memorial descritivo do imóvel rural denominado </w:t>
+        <w:t xml:space="preserve">, na qualidade de responsável técnico credenciado pela execução do levantamento topográfico georreferenciado e pela elaboração da planta e do memorial descritivo do imóvel {{TIPO_IMOVEL}} denominado </w:t>
       </w:r>
       <w:r>
         <w:rPr>
@@ -72,7 +72,7 @@
         <w:rPr>
           <w:rFonts w:cs="Arial"/>
         </w:rPr>
-        <w:t xml:space="preserve">, da comarca de {{COMARCA}}, cadastrado no INCRA/SNCR sob o código n° {{CODIGO_INCRA}}, </w:t>
+        <w:t xml:space="preserve">, da comarca de {{COMARCA}}, cadastrado {{ORGAO_CADASTRO}} n° {{CODIGO_INCRA}}, </w:t>
       </w:r>
       <w:r>
         <w:rPr>
